--- a/S1-CL3-Cloud-Infrastructure-Improvement/delivery/practice/AT3-Practice-Implement-Run-Sheet.docx
+++ b/S1-CL3-Cloud-Infrastructure-Improvement/delivery/practice/AT3-Practice-Implement-Run-Sheet.docx
@@ -879,7 +879,7 @@
         <w:rPr>
           <w:sz w:val="20"/>
         </w:rPr>
-        <w:t>When it reads CREATE_COMPLETE, open the Outputs tab and click SiteUrl. The placeholder page should load — this one is public, unlike Ledgerline.</w:t>
+        <w:t>When it reads CREATE_COMPLETE, open the Outputs tab and click SiteUrl. The placeholder page should load — this one is public, unlike Enrolline.</w:t>
       </w:r>
     </w:p>
     <w:p>

--- a/S1-CL3-Cloud-Infrastructure-Improvement/delivery/practice/AT3-Practice-Implement-Run-Sheet.docx
+++ b/S1-CL3-Cloud-Infrastructure-Improvement/delivery/practice/AT3-Practice-Implement-Run-Sheet.docx
@@ -879,7 +879,7 @@
         <w:rPr>
           <w:sz w:val="20"/>
         </w:rPr>
-        <w:t>When it reads CREATE_COMPLETE, open the Outputs tab and click SiteUrl. The placeholder page should load — this one is public, unlike Enrolline.</w:t>
+        <w:t>When it reads CREATE_COMPLETE, open the Outputs tab and click SiteUrl. The placeholder page should load — this one is public, unlike the assessed system.</w:t>
       </w:r>
     </w:p>
     <w:p>
